--- a/references/M2T_Executive_Update_July2026.docx
+++ b/references/M2T_Executive_Update_July2026.docx
@@ -1424,7 +1424,7 @@
         <w:rPr>
           <w:sz w:val="22"/>
         </w:rPr>
-        <w:t>Completed a memory-efficiency rewrite of the second (parallel) model's daily update path. Previously the weekly update needed a dedicated machine; now it runs alongside other work with roughly one-sixth the memory footprint. This unblocked two additional weekly runs and puts the parallel model on the same cadence as the production model.</w:t>
+        <w:t>Completed a memory-efficiency rewrite of the second (parallel) model's daily update path — peak memory dropped by roughly six-fold. This unblocked two additional weekly runs and put the parallel model on the same weekly cadence as the production model.</w:t>
       </w:r>
     </w:p>
     <w:p>
